--- a/docs/Novessa_Phase_1_Sitemap_and_User_Flows.docx
+++ b/docs/Novessa_Phase_1_Sitemap_and_User_Flows.docx
@@ -45,10 +45,11 @@
     </w:p>
     <w:tbl>
       <w:tblPr>
-        <w:tblW w:type="auto" w:w="0"/>
+        <w:tblW w:type="dxa" w:w="9360"/>
         <w:jc w:val="center"/>
         <w:tblLayout w:type="fixed"/>
         <w:tblLook w:firstColumn="1" w:firstRow="1" w:lastColumn="0" w:lastRow="0" w:noHBand="0" w:noVBand="1" w:val="04A0"/>
+        <w:tblInd w:type="dxa" w:w="120"/>
       </w:tblPr>
       <w:tblGrid>
         <w:gridCol w:w="2340"/>
@@ -62,6 +63,12 @@
             <w:tcW w:type="dxa" w:w="2340"/>
             <w:shd w:fill="00263F"/>
             <w:vAlign w:val="center"/>
+            <w:tcMar>
+              <w:top w:w="80" w:type="dxa"/>
+              <w:bottom w:w="80" w:type="dxa"/>
+              <w:start w:w="120" w:type="dxa"/>
+              <w:end w:w="120" w:type="dxa"/>
+            </w:tcMar>
           </w:tcPr>
           <w:p>
             <w:pPr>
@@ -84,6 +91,12 @@
             <w:tcW w:type="dxa" w:w="2340"/>
             <w:shd w:fill="F8F9FF"/>
             <w:vAlign w:val="center"/>
+            <w:tcMar>
+              <w:top w:w="80" w:type="dxa"/>
+              <w:bottom w:w="80" w:type="dxa"/>
+              <w:start w:w="120" w:type="dxa"/>
+              <w:end w:w="120" w:type="dxa"/>
+            </w:tcMar>
           </w:tcPr>
           <w:p>
             <w:pPr>
@@ -106,6 +119,12 @@
             <w:tcW w:type="dxa" w:w="2340"/>
             <w:shd w:fill="F8F9FF"/>
             <w:vAlign w:val="center"/>
+            <w:tcMar>
+              <w:top w:w="80" w:type="dxa"/>
+              <w:bottom w:w="80" w:type="dxa"/>
+              <w:start w:w="120" w:type="dxa"/>
+              <w:end w:w="120" w:type="dxa"/>
+            </w:tcMar>
           </w:tcPr>
           <w:p>
             <w:pPr>
@@ -128,6 +147,12 @@
             <w:tcW w:type="dxa" w:w="2340"/>
             <w:shd w:fill="F8F9FF"/>
             <w:vAlign w:val="center"/>
+            <w:tcMar>
+              <w:top w:w="80" w:type="dxa"/>
+              <w:bottom w:w="80" w:type="dxa"/>
+              <w:start w:w="120" w:type="dxa"/>
+              <w:end w:w="120" w:type="dxa"/>
+            </w:tcMar>
           </w:tcPr>
           <w:p>
             <w:pPr>
@@ -151,6 +176,12 @@
           <w:tcPr>
             <w:tcW w:type="dxa" w:w="2340"/>
             <w:vAlign w:val="center"/>
+            <w:tcMar>
+              <w:top w:w="80" w:type="dxa"/>
+              <w:bottom w:w="80" w:type="dxa"/>
+              <w:start w:w="120" w:type="dxa"/>
+              <w:end w:w="120" w:type="dxa"/>
+            </w:tcMar>
           </w:tcPr>
           <w:p>
             <w:pPr>
@@ -172,6 +203,12 @@
           <w:tcPr>
             <w:tcW w:type="dxa" w:w="2340"/>
             <w:vAlign w:val="center"/>
+            <w:tcMar>
+              <w:top w:w="80" w:type="dxa"/>
+              <w:bottom w:w="80" w:type="dxa"/>
+              <w:start w:w="120" w:type="dxa"/>
+              <w:end w:w="120" w:type="dxa"/>
+            </w:tcMar>
           </w:tcPr>
           <w:p>
             <w:pPr>
@@ -193,6 +230,12 @@
           <w:tcPr>
             <w:tcW w:type="dxa" w:w="2340"/>
             <w:vAlign w:val="center"/>
+            <w:tcMar>
+              <w:top w:w="80" w:type="dxa"/>
+              <w:bottom w:w="80" w:type="dxa"/>
+              <w:start w:w="120" w:type="dxa"/>
+              <w:end w:w="120" w:type="dxa"/>
+            </w:tcMar>
           </w:tcPr>
           <w:p>
             <w:pPr>
@@ -214,6 +257,12 @@
           <w:tcPr>
             <w:tcW w:type="dxa" w:w="2340"/>
             <w:vAlign w:val="center"/>
+            <w:tcMar>
+              <w:top w:w="80" w:type="dxa"/>
+              <w:bottom w:w="80" w:type="dxa"/>
+              <w:start w:w="120" w:type="dxa"/>
+              <w:end w:w="120" w:type="dxa"/>
+            </w:tcMar>
           </w:tcPr>
           <w:p>
             <w:pPr>
@@ -263,7 +312,7 @@
         <w:drawing>
           <wp:inline xmlns:a="http://schemas.openxmlformats.org/drawingml/2006/main" xmlns:pic="http://schemas.openxmlformats.org/drawingml/2006/picture">
             <wp:extent cx="5943600" cy="3343275"/>
-            <wp:docPr id="1" name="Picture 1"/>
+            <wp:docPr id="6" name="Picture 6"/>
             <wp:cNvGraphicFramePr>
               <a:graphicFrameLocks noChangeAspect="1"/>
             </wp:cNvGraphicFramePr>
@@ -275,7 +324,7 @@
                     <pic:cNvPicPr/>
                   </pic:nvPicPr>
                   <pic:blipFill>
-                    <a:blip r:embed="rId10"/>
+                    <a:blip r:embed="rId16"/>
                     <a:stretch>
                       <a:fillRect/>
                     </a:stretch>
@@ -297,22 +346,29 @@
     <w:tbl>
       <w:tblPr>
         <w:tblStyle w:val="TableGrid"/>
-        <w:tblW w:type="auto" w:w="0"/>
+        <w:tblW w:type="dxa" w:w="9360"/>
         <w:jc w:val="center"/>
         <w:tblLayout w:type="fixed"/>
         <w:tblLook w:firstColumn="1" w:firstRow="1" w:lastColumn="0" w:lastRow="0" w:noHBand="0" w:noVBand="1" w:val="04A0"/>
+        <w:tblInd w:type="dxa" w:w="120"/>
       </w:tblPr>
       <w:tblGrid>
-        <w:gridCol w:w="3120"/>
-        <w:gridCol w:w="3120"/>
-        <w:gridCol w:w="3120"/>
+        <w:gridCol w:w="2050"/>
+        <w:gridCol w:w="4750"/>
+        <w:gridCol w:w="2560"/>
       </w:tblGrid>
       <w:tr>
         <w:tc>
           <w:tcPr>
-            <w:tcW w:type="dxa" w:w="1800"/>
+            <w:tcW w:type="dxa" w:w="2050"/>
             <w:shd w:fill="00263F"/>
             <w:vAlign w:val="center"/>
+            <w:tcMar>
+              <w:top w:w="80" w:type="dxa"/>
+              <w:bottom w:w="80" w:type="dxa"/>
+              <w:start w:w="120" w:type="dxa"/>
+              <w:end w:w="120" w:type="dxa"/>
+            </w:tcMar>
           </w:tcPr>
           <w:p>
             <w:pPr>
@@ -332,9 +388,15 @@
         </w:tc>
         <w:tc>
           <w:tcPr>
-            <w:tcW w:type="dxa" w:w="3888"/>
+            <w:tcW w:type="dxa" w:w="4750"/>
             <w:shd w:fill="00263F"/>
             <w:vAlign w:val="center"/>
+            <w:tcMar>
+              <w:top w:w="80" w:type="dxa"/>
+              <w:bottom w:w="80" w:type="dxa"/>
+              <w:start w:w="120" w:type="dxa"/>
+              <w:end w:w="120" w:type="dxa"/>
+            </w:tcMar>
           </w:tcPr>
           <w:p>
             <w:pPr>
@@ -354,9 +416,15 @@
         </w:tc>
         <w:tc>
           <w:tcPr>
-            <w:tcW w:type="dxa" w:w="3528"/>
+            <w:tcW w:type="dxa" w:w="2560"/>
             <w:shd w:fill="00263F"/>
             <w:vAlign w:val="center"/>
+            <w:tcMar>
+              <w:top w:w="80" w:type="dxa"/>
+              <w:bottom w:w="80" w:type="dxa"/>
+              <w:start w:w="120" w:type="dxa"/>
+              <w:end w:w="120" w:type="dxa"/>
+            </w:tcMar>
           </w:tcPr>
           <w:p>
             <w:pPr>
@@ -378,9 +446,15 @@
       <w:tr>
         <w:tc>
           <w:tcPr>
-            <w:tcW w:type="dxa" w:w="1800"/>
+            <w:tcW w:type="dxa" w:w="2050"/>
             <w:shd w:fill="F8F9FF"/>
             <w:vAlign w:val="center"/>
+            <w:tcMar>
+              <w:top w:w="80" w:type="dxa"/>
+              <w:bottom w:w="80" w:type="dxa"/>
+              <w:start w:w="120" w:type="dxa"/>
+              <w:end w:w="120" w:type="dxa"/>
+            </w:tcMar>
           </w:tcPr>
           <w:p>
             <w:pPr>
@@ -400,9 +474,15 @@
         </w:tc>
         <w:tc>
           <w:tcPr>
-            <w:tcW w:type="dxa" w:w="3888"/>
+            <w:tcW w:type="dxa" w:w="4750"/>
             <w:shd w:fill="F8F9FF"/>
             <w:vAlign w:val="center"/>
+            <w:tcMar>
+              <w:top w:w="80" w:type="dxa"/>
+              <w:bottom w:w="80" w:type="dxa"/>
+              <w:start w:w="120" w:type="dxa"/>
+              <w:end w:w="120" w:type="dxa"/>
+            </w:tcMar>
           </w:tcPr>
           <w:p>
             <w:pPr>
@@ -422,9 +502,15 @@
         </w:tc>
         <w:tc>
           <w:tcPr>
-            <w:tcW w:type="dxa" w:w="3528"/>
+            <w:tcW w:type="dxa" w:w="2560"/>
             <w:shd w:fill="F8F9FF"/>
             <w:vAlign w:val="center"/>
+            <w:tcMar>
+              <w:top w:w="80" w:type="dxa"/>
+              <w:bottom w:w="80" w:type="dxa"/>
+              <w:start w:w="120" w:type="dxa"/>
+              <w:end w:w="120" w:type="dxa"/>
+            </w:tcMar>
           </w:tcPr>
           <w:p>
             <w:pPr>
@@ -446,9 +532,15 @@
       <w:tr>
         <w:tc>
           <w:tcPr>
-            <w:tcW w:type="dxa" w:w="1800"/>
+            <w:tcW w:type="dxa" w:w="2050"/>
             <w:shd w:fill="FFFFFF"/>
             <w:vAlign w:val="center"/>
+            <w:tcMar>
+              <w:top w:w="80" w:type="dxa"/>
+              <w:bottom w:w="80" w:type="dxa"/>
+              <w:start w:w="120" w:type="dxa"/>
+              <w:end w:w="120" w:type="dxa"/>
+            </w:tcMar>
           </w:tcPr>
           <w:p>
             <w:pPr>
@@ -468,9 +560,15 @@
         </w:tc>
         <w:tc>
           <w:tcPr>
-            <w:tcW w:type="dxa" w:w="3888"/>
+            <w:tcW w:type="dxa" w:w="4750"/>
             <w:shd w:fill="FFFFFF"/>
             <w:vAlign w:val="center"/>
+            <w:tcMar>
+              <w:top w:w="80" w:type="dxa"/>
+              <w:bottom w:w="80" w:type="dxa"/>
+              <w:start w:w="120" w:type="dxa"/>
+              <w:end w:w="120" w:type="dxa"/>
+            </w:tcMar>
           </w:tcPr>
           <w:p>
             <w:pPr>
@@ -490,9 +588,15 @@
         </w:tc>
         <w:tc>
           <w:tcPr>
-            <w:tcW w:type="dxa" w:w="3528"/>
+            <w:tcW w:type="dxa" w:w="2560"/>
             <w:shd w:fill="FFFFFF"/>
             <w:vAlign w:val="center"/>
+            <w:tcMar>
+              <w:top w:w="80" w:type="dxa"/>
+              <w:bottom w:w="80" w:type="dxa"/>
+              <w:start w:w="120" w:type="dxa"/>
+              <w:end w:w="120" w:type="dxa"/>
+            </w:tcMar>
           </w:tcPr>
           <w:p>
             <w:pPr>
@@ -514,9 +618,15 @@
       <w:tr>
         <w:tc>
           <w:tcPr>
-            <w:tcW w:type="dxa" w:w="1800"/>
+            <w:tcW w:type="dxa" w:w="2050"/>
             <w:shd w:fill="F8F9FF"/>
             <w:vAlign w:val="center"/>
+            <w:tcMar>
+              <w:top w:w="80" w:type="dxa"/>
+              <w:bottom w:w="80" w:type="dxa"/>
+              <w:start w:w="120" w:type="dxa"/>
+              <w:end w:w="120" w:type="dxa"/>
+            </w:tcMar>
           </w:tcPr>
           <w:p>
             <w:pPr>
@@ -536,9 +646,15 @@
         </w:tc>
         <w:tc>
           <w:tcPr>
-            <w:tcW w:type="dxa" w:w="3888"/>
+            <w:tcW w:type="dxa" w:w="4750"/>
             <w:shd w:fill="F8F9FF"/>
             <w:vAlign w:val="center"/>
+            <w:tcMar>
+              <w:top w:w="80" w:type="dxa"/>
+              <w:bottom w:w="80" w:type="dxa"/>
+              <w:start w:w="120" w:type="dxa"/>
+              <w:end w:w="120" w:type="dxa"/>
+            </w:tcMar>
           </w:tcPr>
           <w:p>
             <w:pPr>
@@ -558,9 +674,15 @@
         </w:tc>
         <w:tc>
           <w:tcPr>
-            <w:tcW w:type="dxa" w:w="3528"/>
+            <w:tcW w:type="dxa" w:w="2560"/>
             <w:shd w:fill="F8F9FF"/>
             <w:vAlign w:val="center"/>
+            <w:tcMar>
+              <w:top w:w="80" w:type="dxa"/>
+              <w:bottom w:w="80" w:type="dxa"/>
+              <w:start w:w="120" w:type="dxa"/>
+              <w:end w:w="120" w:type="dxa"/>
+            </w:tcMar>
           </w:tcPr>
           <w:p>
             <w:pPr>
@@ -582,9 +704,15 @@
       <w:tr>
         <w:tc>
           <w:tcPr>
-            <w:tcW w:type="dxa" w:w="1800"/>
+            <w:tcW w:type="dxa" w:w="2050"/>
             <w:shd w:fill="FFFFFF"/>
             <w:vAlign w:val="center"/>
+            <w:tcMar>
+              <w:top w:w="80" w:type="dxa"/>
+              <w:bottom w:w="80" w:type="dxa"/>
+              <w:start w:w="120" w:type="dxa"/>
+              <w:end w:w="120" w:type="dxa"/>
+            </w:tcMar>
           </w:tcPr>
           <w:p>
             <w:pPr>
@@ -604,9 +732,15 @@
         </w:tc>
         <w:tc>
           <w:tcPr>
-            <w:tcW w:type="dxa" w:w="3888"/>
+            <w:tcW w:type="dxa" w:w="4750"/>
             <w:shd w:fill="FFFFFF"/>
             <w:vAlign w:val="center"/>
+            <w:tcMar>
+              <w:top w:w="80" w:type="dxa"/>
+              <w:bottom w:w="80" w:type="dxa"/>
+              <w:start w:w="120" w:type="dxa"/>
+              <w:end w:w="120" w:type="dxa"/>
+            </w:tcMar>
           </w:tcPr>
           <w:p>
             <w:pPr>
@@ -626,9 +760,15 @@
         </w:tc>
         <w:tc>
           <w:tcPr>
-            <w:tcW w:type="dxa" w:w="3528"/>
+            <w:tcW w:type="dxa" w:w="2560"/>
             <w:shd w:fill="FFFFFF"/>
             <w:vAlign w:val="center"/>
+            <w:tcMar>
+              <w:top w:w="80" w:type="dxa"/>
+              <w:bottom w:w="80" w:type="dxa"/>
+              <w:start w:w="120" w:type="dxa"/>
+              <w:end w:w="120" w:type="dxa"/>
+            </w:tcMar>
           </w:tcPr>
           <w:p>
             <w:pPr>
@@ -650,9 +790,15 @@
       <w:tr>
         <w:tc>
           <w:tcPr>
-            <w:tcW w:type="dxa" w:w="1800"/>
+            <w:tcW w:type="dxa" w:w="2050"/>
             <w:shd w:fill="F8F9FF"/>
             <w:vAlign w:val="center"/>
+            <w:tcMar>
+              <w:top w:w="80" w:type="dxa"/>
+              <w:bottom w:w="80" w:type="dxa"/>
+              <w:start w:w="120" w:type="dxa"/>
+              <w:end w:w="120" w:type="dxa"/>
+            </w:tcMar>
           </w:tcPr>
           <w:p>
             <w:pPr>
@@ -672,9 +818,15 @@
         </w:tc>
         <w:tc>
           <w:tcPr>
-            <w:tcW w:type="dxa" w:w="3888"/>
+            <w:tcW w:type="dxa" w:w="4750"/>
             <w:shd w:fill="F8F9FF"/>
             <w:vAlign w:val="center"/>
+            <w:tcMar>
+              <w:top w:w="80" w:type="dxa"/>
+              <w:bottom w:w="80" w:type="dxa"/>
+              <w:start w:w="120" w:type="dxa"/>
+              <w:end w:w="120" w:type="dxa"/>
+            </w:tcMar>
           </w:tcPr>
           <w:p>
             <w:pPr>
@@ -694,9 +846,15 @@
         </w:tc>
         <w:tc>
           <w:tcPr>
-            <w:tcW w:type="dxa" w:w="3528"/>
+            <w:tcW w:type="dxa" w:w="2560"/>
             <w:shd w:fill="F8F9FF"/>
             <w:vAlign w:val="center"/>
+            <w:tcMar>
+              <w:top w:w="80" w:type="dxa"/>
+              <w:bottom w:w="80" w:type="dxa"/>
+              <w:start w:w="120" w:type="dxa"/>
+              <w:end w:w="120" w:type="dxa"/>
+            </w:tcMar>
           </w:tcPr>
           <w:p>
             <w:pPr>
@@ -718,9 +876,15 @@
       <w:tr>
         <w:tc>
           <w:tcPr>
-            <w:tcW w:type="dxa" w:w="1800"/>
+            <w:tcW w:type="dxa" w:w="2050"/>
             <w:shd w:fill="FFFFFF"/>
             <w:vAlign w:val="center"/>
+            <w:tcMar>
+              <w:top w:w="80" w:type="dxa"/>
+              <w:bottom w:w="80" w:type="dxa"/>
+              <w:start w:w="120" w:type="dxa"/>
+              <w:end w:w="120" w:type="dxa"/>
+            </w:tcMar>
           </w:tcPr>
           <w:p>
             <w:pPr>
@@ -740,9 +904,15 @@
         </w:tc>
         <w:tc>
           <w:tcPr>
-            <w:tcW w:type="dxa" w:w="3888"/>
+            <w:tcW w:type="dxa" w:w="4750"/>
             <w:shd w:fill="FFFFFF"/>
             <w:vAlign w:val="center"/>
+            <w:tcMar>
+              <w:top w:w="80" w:type="dxa"/>
+              <w:bottom w:w="80" w:type="dxa"/>
+              <w:start w:w="120" w:type="dxa"/>
+              <w:end w:w="120" w:type="dxa"/>
+            </w:tcMar>
           </w:tcPr>
           <w:p>
             <w:pPr>
@@ -762,9 +932,15 @@
         </w:tc>
         <w:tc>
           <w:tcPr>
-            <w:tcW w:type="dxa" w:w="3528"/>
+            <w:tcW w:type="dxa" w:w="2560"/>
             <w:shd w:fill="FFFFFF"/>
             <w:vAlign w:val="center"/>
+            <w:tcMar>
+              <w:top w:w="80" w:type="dxa"/>
+              <w:bottom w:w="80" w:type="dxa"/>
+              <w:start w:w="120" w:type="dxa"/>
+              <w:end w:w="120" w:type="dxa"/>
+            </w:tcMar>
           </w:tcPr>
           <w:p>
             <w:pPr>
